--- a/jacky_code/Paper_Single/doc/封面.docx
+++ b/jacky_code/Paper_Single/doc/封面.docx
@@ -359,12 +359,21 @@
       <w:pPr>
         <w:jc w:val="center"/>
         <w:rPr>
+          <w:rFonts w:ascii="Times New Roman" w:eastAsia="標楷體" w:hAnsi="Times New Roman" w:cs="Times New Roman" w:hint="eastAsia"/>
+          <w:kern w:val="0"/>
+          <w:sz w:val="44"/>
+          <w:szCs w:val="36"/>
+        </w:rPr>
+      </w:pPr>
+      <w:r>
+        <w:rPr>
           <w:rFonts w:ascii="Times New Roman" w:eastAsia="標楷體" w:hAnsi="Times New Roman" w:cs="Times New Roman"/>
           <w:kern w:val="0"/>
           <w:sz w:val="44"/>
           <w:szCs w:val="36"/>
         </w:rPr>
-      </w:pPr>
+        <w:t>NGSO–GSO</w:t>
+      </w:r>
       <w:r>
         <w:rPr>
           <w:rFonts w:ascii="Times New Roman" w:eastAsia="標楷體" w:hAnsi="Times New Roman" w:cs="Times New Roman"/>
@@ -372,7 +381,16 @@
           <w:sz w:val="44"/>
           <w:szCs w:val="36"/>
         </w:rPr>
-        <w:t>NGSO–GSO</w:t>
+        <w:t>共存</w:t>
+      </w:r>
+      <w:r>
+        <w:rPr>
+          <w:rFonts w:ascii="Times New Roman" w:eastAsia="標楷體" w:hAnsi="Times New Roman" w:cs="Times New Roman" w:hint="eastAsia"/>
+          <w:kern w:val="0"/>
+          <w:sz w:val="44"/>
+          <w:szCs w:val="36"/>
+        </w:rPr>
+        <w:t>環境</w:t>
       </w:r>
       <w:r>
         <w:rPr>
@@ -381,7 +399,7 @@
           <w:sz w:val="44"/>
           <w:szCs w:val="36"/>
         </w:rPr>
-        <w:t>共存下多波束</w:t>
+        <w:t>下多波束</w:t>
       </w:r>
       <w:r>
         <w:rPr>
@@ -403,6 +421,15 @@
       </w:r>
       <w:r>
         <w:rPr>
+          <w:rFonts w:ascii="Times New Roman" w:eastAsia="標楷體" w:hAnsi="Times New Roman" w:cs="Times New Roman" w:hint="eastAsia"/>
+          <w:kern w:val="0"/>
+          <w:sz w:val="44"/>
+          <w:szCs w:val="36"/>
+        </w:rPr>
+        <w:t>系統之</w:t>
+      </w:r>
+      <w:r>
+        <w:rPr>
           <w:rFonts w:ascii="Times New Roman" w:eastAsia="標楷體" w:hAnsi="Times New Roman" w:cs="Times New Roman"/>
           <w:kern w:val="0"/>
           <w:sz w:val="44"/>
@@ -417,7 +444,16 @@
           <w:sz w:val="44"/>
           <w:szCs w:val="36"/>
         </w:rPr>
-        <w:t>感知中繼式</w:t>
+        <w:t>感知</w:t>
+      </w:r>
+      <w:r>
+        <w:rPr>
+          <w:rFonts w:ascii="Times New Roman" w:eastAsia="標楷體" w:hAnsi="Times New Roman" w:cs="Times New Roman" w:hint="eastAsia"/>
+          <w:kern w:val="0"/>
+          <w:sz w:val="44"/>
+          <w:szCs w:val="36"/>
+        </w:rPr>
+        <w:t>波束重新指派</w:t>
       </w:r>
       <w:r>
         <w:rPr>
@@ -426,16 +462,16 @@
           <w:sz w:val="44"/>
           <w:szCs w:val="36"/>
         </w:rPr>
-        <w:t xml:space="preserve"> </w:t>
-      </w:r>
-      <w:r>
-        <w:rPr>
-          <w:rFonts w:ascii="Times New Roman" w:eastAsia="標楷體" w:hAnsi="Times New Roman" w:cs="Times New Roman"/>
+        <w:t>服務恢復</w:t>
+      </w:r>
+      <w:r>
+        <w:rPr>
+          <w:rFonts w:ascii="Times New Roman" w:eastAsia="標楷體" w:hAnsi="Times New Roman" w:cs="Times New Roman" w:hint="eastAsia"/>
           <w:kern w:val="0"/>
           <w:sz w:val="44"/>
           <w:szCs w:val="36"/>
         </w:rPr>
-        <w:t>服務恢復之研究</w:t>
+        <w:t>方法</w:t>
       </w:r>
     </w:p>
     <w:p>
@@ -455,7 +491,56 @@
           <w:sz w:val="40"/>
           <w:szCs w:val="36"/>
         </w:rPr>
-        <w:t>EPFD-Aware Relay-Based Service Recovery for Multi-Beam LEO Satellites under NGSO–GSO Coexistence</w:t>
+        <w:t>EPFD-Aware Beam Reassociation for Service</w:t>
+      </w:r>
+    </w:p>
+    <w:p>
+      <w:pPr>
+        <w:jc w:val="center"/>
+        <w:rPr>
+          <w:rFonts w:ascii="Times New Roman" w:eastAsia="標楷體" w:hAnsi="Times New Roman" w:cs="Times New Roman"/>
+          <w:kern w:val="0"/>
+          <w:sz w:val="40"/>
+          <w:szCs w:val="36"/>
+        </w:rPr>
+      </w:pPr>
+      <w:r>
+        <w:rPr>
+          <w:rFonts w:ascii="Times New Roman" w:eastAsia="標楷體" w:hAnsi="Times New Roman" w:cs="Times New Roman"/>
+          <w:kern w:val="0"/>
+          <w:sz w:val="40"/>
+          <w:szCs w:val="36"/>
+        </w:rPr>
+        <w:t>Recovery in Multi-Beam LEO Satellite Systems</w:t>
+      </w:r>
+    </w:p>
+    <w:p>
+      <w:pPr>
+        <w:jc w:val="center"/>
+        <w:rPr>
+          <w:rFonts w:ascii="Times New Roman" w:eastAsia="標楷體" w:hAnsi="Times New Roman" w:cs="Times New Roman"/>
+          <w:kern w:val="0"/>
+          <w:sz w:val="40"/>
+          <w:szCs w:val="36"/>
+        </w:rPr>
+      </w:pPr>
+      <w:r>
+        <w:rPr>
+          <w:rFonts w:ascii="Times New Roman" w:eastAsia="標楷體" w:hAnsi="Times New Roman" w:cs="Times New Roman"/>
+          <w:kern w:val="0"/>
+          <w:sz w:val="40"/>
+          <w:szCs w:val="36"/>
+        </w:rPr>
+        <w:t xml:space="preserve">under NGSO–GSO </w:t>
+      </w:r>
+      <w:r>
+        <w:rPr>
+          <w:rFonts w:ascii="Times New Roman" w:eastAsia="標楷體" w:hAnsi="Times New Roman" w:cs="Times New Roman"/>
+          <w:kern w:val="0"/>
+          <w:sz w:val="40"/>
+          <w:szCs w:val="36"/>
+        </w:rPr>
+        <w:t>Coexistence</w:t>
       </w:r>
     </w:p>
     <w:p>
@@ -716,12 +801,12 @@
       </w:r>
       <w:r>
         <w:rPr>
-          <w:rFonts w:ascii="標楷體" w:eastAsia="標楷體" w:hAnsi="標楷體" w:cs="TimesNewRomanPSMT"/>
-          <w:kern w:val="0"/>
-          <w:sz w:val="32"/>
-          <w:szCs w:val="32"/>
-        </w:rPr>
-        <w:t>6</w:t>
+          <w:rFonts w:ascii="標楷體" w:eastAsia="標楷體" w:hAnsi="標楷體" w:cs="TimesNewRomanPSMT" w:hint="eastAsia"/>
+          <w:kern w:val="0"/>
+          <w:sz w:val="32"/>
+          <w:szCs w:val="32"/>
+        </w:rPr>
+        <w:t>7</w:t>
       </w:r>
       <w:r>
         <w:rPr>
@@ -1206,7 +1291,6 @@
   <w:style w:type="character" w:default="1" w:styleId="a0">
     <w:name w:val="Default Paragraph Font"/>
     <w:uiPriority w:val="1"/>
-    <w:semiHidden/>
     <w:unhideWhenUsed/>
   </w:style>
   <w:style w:type="table" w:default="1" w:styleId="a1">

--- a/jacky_code/Paper_Single/doc/封面.docx
+++ b/jacky_code/Paper_Single/doc/封面.docx
@@ -359,12 +359,13 @@
       <w:pPr>
         <w:jc w:val="center"/>
         <w:rPr>
-          <w:rFonts w:ascii="Times New Roman" w:eastAsia="標楷體" w:hAnsi="Times New Roman" w:cs="Times New Roman" w:hint="eastAsia"/>
+          <w:rFonts w:ascii="Times New Roman" w:eastAsia="標楷體" w:hAnsi="Times New Roman" w:cs="Times New Roman"/>
           <w:kern w:val="0"/>
           <w:sz w:val="44"/>
           <w:szCs w:val="36"/>
         </w:rPr>
       </w:pPr>
+      <w:proofErr w:type="gramStart"/>
       <w:r>
         <w:rPr>
           <w:rFonts w:ascii="Times New Roman" w:eastAsia="標楷體" w:hAnsi="Times New Roman" w:cs="Times New Roman"/>
@@ -372,35 +373,9 @@
           <w:sz w:val="44"/>
           <w:szCs w:val="36"/>
         </w:rPr>
-        <w:t>NGSO–GSO</w:t>
-      </w:r>
-      <w:r>
-        <w:rPr>
-          <w:rFonts w:ascii="Times New Roman" w:eastAsia="標楷體" w:hAnsi="Times New Roman" w:cs="Times New Roman"/>
-          <w:kern w:val="0"/>
-          <w:sz w:val="44"/>
-          <w:szCs w:val="36"/>
-        </w:rPr>
-        <w:t>共存</w:t>
-      </w:r>
-      <w:r>
-        <w:rPr>
-          <w:rFonts w:ascii="Times New Roman" w:eastAsia="標楷體" w:hAnsi="Times New Roman" w:cs="Times New Roman" w:hint="eastAsia"/>
-          <w:kern w:val="0"/>
-          <w:sz w:val="44"/>
-          <w:szCs w:val="36"/>
-        </w:rPr>
-        <w:t>環境</w:t>
-      </w:r>
-      <w:r>
-        <w:rPr>
-          <w:rFonts w:ascii="Times New Roman" w:eastAsia="標楷體" w:hAnsi="Times New Roman" w:cs="Times New Roman"/>
-          <w:kern w:val="0"/>
-          <w:sz w:val="44"/>
-          <w:szCs w:val="36"/>
-        </w:rPr>
-        <w:t>下多波束</w:t>
-      </w:r>
+        <w:t>多波束</w:t>
+      </w:r>
+      <w:proofErr w:type="gramEnd"/>
       <w:r>
         <w:rPr>
           <w:rFonts w:ascii="Times New Roman" w:eastAsia="標楷體" w:hAnsi="Times New Roman" w:cs="Times New Roman"/>
@@ -524,24 +499,6 @@
           <w:szCs w:val="36"/>
         </w:rPr>
       </w:pPr>
-      <w:r>
-        <w:rPr>
-          <w:rFonts w:ascii="Times New Roman" w:eastAsia="標楷體" w:hAnsi="Times New Roman" w:cs="Times New Roman"/>
-          <w:kern w:val="0"/>
-          <w:sz w:val="40"/>
-          <w:szCs w:val="36"/>
-        </w:rPr>
-        <w:t xml:space="preserve">under NGSO–GSO </w:t>
-      </w:r>
-      <w:r>
-        <w:rPr>
-          <w:rFonts w:ascii="Times New Roman" w:eastAsia="標楷體" w:hAnsi="Times New Roman" w:cs="Times New Roman"/>
-          <w:kern w:val="0"/>
-          <w:sz w:val="40"/>
-          <w:szCs w:val="36"/>
-        </w:rPr>
-        <w:t>Coexistence</w:t>
-      </w:r>
     </w:p>
     <w:p>
       <w:pPr>
@@ -567,6 +524,7 @@
           <w:szCs w:val="32"/>
         </w:rPr>
       </w:pPr>
+      <w:proofErr w:type="gramStart"/>
       <w:r>
         <w:rPr>
           <w:rFonts w:ascii="標楷體" w:eastAsia="標楷體" w:hAnsi="標楷體" w:cs="微軟正黑體" w:hint="eastAsia"/>
@@ -574,7 +532,17 @@
           <w:sz w:val="40"/>
           <w:szCs w:val="32"/>
         </w:rPr>
-        <w:t xml:space="preserve">研 究 生 : </w:t>
+        <w:t>研</w:t>
+      </w:r>
+      <w:proofErr w:type="gramEnd"/>
+      <w:r>
+        <w:rPr>
+          <w:rFonts w:ascii="標楷體" w:eastAsia="標楷體" w:hAnsi="標楷體" w:cs="微軟正黑體" w:hint="eastAsia"/>
+          <w:kern w:val="0"/>
+          <w:sz w:val="40"/>
+          <w:szCs w:val="32"/>
+        </w:rPr>
+        <w:t xml:space="preserve"> 究 生 : </w:t>
       </w:r>
       <w:r>
         <w:rPr>
@@ -1291,6 +1259,7 @@
   <w:style w:type="character" w:default="1" w:styleId="a0">
     <w:name w:val="Default Paragraph Font"/>
     <w:uiPriority w:val="1"/>
+    <w:semiHidden/>
     <w:unhideWhenUsed/>
   </w:style>
   <w:style w:type="table" w:default="1" w:styleId="a1">
